--- a/downloads/teacher/04 Units/Unit 01 - Nutrition and Wellness - Kitchen Skills and Smart Eating/Assessment 01.2 - Tools and Measuring Performance Check.docx
+++ b/downloads/teacher/04 Units/Unit 01 - Nutrition and Wellness - Kitchen Skills and Smart Eating/Assessment 01.2 - Tools and Measuring Performance Check.docx
@@ -560,126 +560,6 @@
       <w:r>
         <w:t xml:space="preserve">Ingredients</w:t>
       </w:r>
-      <w:r>
-        <w:t xml:space="preserve"> </w:t>
-      </w:r>
-      <w:r>
-        <w:t xml:space="preserve">- 3 Tbsp all-purpose flour</w:t>
-      </w:r>
-      <w:r>
-        <w:t xml:space="preserve"> </w:t>
-      </w:r>
-      <w:r>
-        <w:t xml:space="preserve">- 3 Tbsp sugar</w:t>
-      </w:r>
-      <w:r>
-        <w:t xml:space="preserve"> </w:t>
-      </w:r>
-      <w:r>
-        <w:t xml:space="preserve">- 2 Tbsp unsweetened cocoa powder</w:t>
-      </w:r>
-      <w:r>
-        <w:t xml:space="preserve"> </w:t>
-      </w:r>
-      <w:r>
-        <w:t xml:space="preserve">- 1/4 tsp baking powder</w:t>
-      </w:r>
-      <w:r>
-        <w:t xml:space="preserve"> </w:t>
-      </w:r>
-      <w:r>
-        <w:t xml:space="preserve">- pinch of salt</w:t>
-      </w:r>
-      <w:r>
-        <w:t xml:space="preserve"> </w:t>
-      </w:r>
-      <w:r>
-        <w:t xml:space="preserve">- 1 large egg, cracked into a bowl first</w:t>
-      </w:r>
-      <w:r>
-        <w:t xml:space="preserve"> </w:t>
-      </w:r>
-      <w:r>
-        <w:t xml:space="preserve">- 3 Tbsp milk</w:t>
-      </w:r>
-      <w:r>
-        <w:t xml:space="preserve"> </w:t>
-      </w:r>
-      <w:r>
-        <w:t xml:space="preserve">- 3 Tbsp vegetable oil</w:t>
-      </w:r>
-      <w:r>
-        <w:t xml:space="preserve"> </w:t>
-      </w:r>
-      <w:r>
-        <w:t xml:space="preserve">- 1/4 tsp vanilla extract</w:t>
-      </w:r>
-      <w:r>
-        <w:t xml:space="preserve"> </w:t>
-      </w:r>
-      <w:r>
-        <w:t xml:space="preserve">- 1/4 c heavy cream, cold</w:t>
-      </w:r>
-      <w:r>
-        <w:t xml:space="preserve"> </w:t>
-      </w:r>
-      <w:r>
-        <w:t xml:space="preserve">- 1 Tbsp powdered sugar</w:t>
-      </w:r>
-    </w:p>
-    <w:p>
-      <w:pPr>
-        <w:pStyle w:val="BodyText"/>
-      </w:pPr>
-      <w:r>
-        <w:t xml:space="preserve">Equipment: microwave-safe ceramic mug, small bowl, medium bowl (chilled), whisk, measuring spoons, dry measuring cups, spoon, folded paper towel</w:t>
-      </w:r>
-    </w:p>
-    <w:p>
-      <w:pPr>
-        <w:pStyle w:val="BodyText"/>
-      </w:pPr>
-      <w:r>
-        <w:t xml:space="preserve">Steps</w:t>
-      </w:r>
-      <w:r>
-        <w:t xml:space="preserve"> </w:t>
-      </w:r>
-      <w:r>
-        <w:t xml:space="preserve">1. In the mug, stir together the flour, sugar, cocoa, baking powder, and salt. Scrape the bottom.</w:t>
-      </w:r>
-      <w:r>
-        <w:t xml:space="preserve"> </w:t>
-      </w:r>
-      <w:r>
-        <w:t xml:space="preserve">2. Add the egg, milk, oil, and vanilla. Stir 30 seconds until no dry spots show.</w:t>
-      </w:r>
-      <w:r>
-        <w:t xml:space="preserve"> </w:t>
-      </w:r>
-      <w:r>
-        <w:t xml:space="preserve">3. Microwave on high for 90 seconds. The top will look wet. Let it cool 2 minutes; it sets as it cools.</w:t>
-      </w:r>
-      <w:r>
-        <w:t xml:space="preserve"> </w:t>
-      </w:r>
-      <w:r>
-        <w:t xml:space="preserve">4. While it cools, pour the cold cream into the chilled bowl. Whisk hard for 3 to 4 minutes until soft peaks form. Add the powdered sugar and whisk 30 seconds more.</w:t>
-      </w:r>
-      <w:r>
-        <w:t xml:space="preserve"> </w:t>
-      </w:r>
-      <w:r>
-        <w:t xml:space="preserve">5. Spoon the cream on the cake. Eat with a spoon. The mug is hot; hold it with the paper towel.</w:t>
-      </w:r>
-    </w:p>
-    <w:p>
-      <w:pPr>
-        <w:pStyle w:val="BodyText"/>
-      </w:pPr>
-      <w:r>
-        <w:t xml:space="preserve">Questions</w:t>
-      </w:r>
     </w:p>
     <w:p>
       <w:pPr>
@@ -690,12 +570,143 @@
         <w:pStyle w:val="Compact"/>
       </w:pPr>
       <w:r>
-        <w:t xml:space="preserve">How many mugs does this recipe make? If your station has 7 people and pairs share a mug, how many mugs does your station make? (2 points)</w:t>
-      </w:r>
-    </w:p>
-    <w:p>
-      <w:r>
-        <w:br w:type="page"/>
+        <w:t xml:space="preserve">3 Tbsp all-purpose flour</w:t>
+      </w:r>
+    </w:p>
+    <w:p>
+      <w:pPr>
+        <w:numPr>
+          <w:ilvl w:val="0"/>
+          <w:numId w:val="1001"/>
+        </w:numPr>
+        <w:pStyle w:val="Compact"/>
+      </w:pPr>
+      <w:r>
+        <w:t xml:space="preserve">3 Tbsp sugar</w:t>
+      </w:r>
+    </w:p>
+    <w:p>
+      <w:pPr>
+        <w:numPr>
+          <w:ilvl w:val="0"/>
+          <w:numId w:val="1001"/>
+        </w:numPr>
+        <w:pStyle w:val="Compact"/>
+      </w:pPr>
+      <w:r>
+        <w:t xml:space="preserve">2 Tbsp unsweetened cocoa powder</w:t>
+      </w:r>
+    </w:p>
+    <w:p>
+      <w:pPr>
+        <w:numPr>
+          <w:ilvl w:val="0"/>
+          <w:numId w:val="1001"/>
+        </w:numPr>
+        <w:pStyle w:val="Compact"/>
+      </w:pPr>
+      <w:r>
+        <w:t xml:space="preserve">1/4 tsp baking powder</w:t>
+      </w:r>
+    </w:p>
+    <w:p>
+      <w:pPr>
+        <w:numPr>
+          <w:ilvl w:val="0"/>
+          <w:numId w:val="1001"/>
+        </w:numPr>
+        <w:pStyle w:val="Compact"/>
+      </w:pPr>
+      <w:r>
+        <w:t xml:space="preserve">pinch of salt</w:t>
+      </w:r>
+    </w:p>
+    <w:p>
+      <w:pPr>
+        <w:numPr>
+          <w:ilvl w:val="0"/>
+          <w:numId w:val="1001"/>
+        </w:numPr>
+        <w:pStyle w:val="Compact"/>
+      </w:pPr>
+      <w:r>
+        <w:t xml:space="preserve">1 large egg, cracked into a bowl first</w:t>
+      </w:r>
+    </w:p>
+    <w:p>
+      <w:pPr>
+        <w:numPr>
+          <w:ilvl w:val="0"/>
+          <w:numId w:val="1001"/>
+        </w:numPr>
+        <w:pStyle w:val="Compact"/>
+      </w:pPr>
+      <w:r>
+        <w:t xml:space="preserve">3 Tbsp milk</w:t>
+      </w:r>
+    </w:p>
+    <w:p>
+      <w:pPr>
+        <w:numPr>
+          <w:ilvl w:val="0"/>
+          <w:numId w:val="1001"/>
+        </w:numPr>
+        <w:pStyle w:val="Compact"/>
+      </w:pPr>
+      <w:r>
+        <w:t xml:space="preserve">3 Tbsp vegetable oil</w:t>
+      </w:r>
+    </w:p>
+    <w:p>
+      <w:pPr>
+        <w:numPr>
+          <w:ilvl w:val="0"/>
+          <w:numId w:val="1001"/>
+        </w:numPr>
+        <w:pStyle w:val="Compact"/>
+      </w:pPr>
+      <w:r>
+        <w:t xml:space="preserve">1/4 tsp vanilla extract</w:t>
+      </w:r>
+    </w:p>
+    <w:p>
+      <w:pPr>
+        <w:numPr>
+          <w:ilvl w:val="0"/>
+          <w:numId w:val="1001"/>
+        </w:numPr>
+        <w:pStyle w:val="Compact"/>
+      </w:pPr>
+      <w:r>
+        <w:t xml:space="preserve">1/4 c heavy cream, cold</w:t>
+      </w:r>
+    </w:p>
+    <w:p>
+      <w:pPr>
+        <w:numPr>
+          <w:ilvl w:val="0"/>
+          <w:numId w:val="1001"/>
+        </w:numPr>
+        <w:pStyle w:val="Compact"/>
+      </w:pPr>
+      <w:r>
+        <w:t xml:space="preserve">1 Tbsp powdered sugar</w:t>
+      </w:r>
+    </w:p>
+    <w:p>
+      <w:pPr>
+        <w:pStyle w:val="FirstParagraph"/>
+      </w:pPr>
+      <w:r>
+        <w:t xml:space="preserve">Equipment: microwave-safe ceramic mug, small bowl, medium bowl (chilled), whisk, measuring spoons, dry measuring cups, spoon, folded paper towel</w:t>
+      </w:r>
+    </w:p>
+    <w:p>
+      <w:pPr>
+        <w:pStyle w:val="BodyText"/>
+      </w:pPr>
+      <w:r>
+        <w:t xml:space="preserve">Steps</w:t>
       </w:r>
     </w:p>
     <w:p>
@@ -704,9 +715,10 @@
           <w:ilvl w:val="0"/>
           <w:numId w:val="1002"/>
         </w:numPr>
-      </w:pPr>
-      <w:r>
-        <w:t xml:space="preserve">Write out the full words for these abbreviations: Tbsp = __________ tsp = __________ c = __________ (2 points)</w:t>
+        <w:pStyle w:val="Compact"/>
+      </w:pPr>
+      <w:r>
+        <w:t xml:space="preserve">In the mug, stir together the flour, sugar, cocoa, baking powder, and salt. Scrape the bottom.</w:t>
       </w:r>
     </w:p>
     <w:p>
@@ -715,14 +727,54 @@
           <w:ilvl w:val="0"/>
           <w:numId w:val="1002"/>
         </w:numPr>
-      </w:pPr>
-      <w:r>
-        <w:t xml:space="preserve">Which ingredient do you reach for first, and how do you know from the recipe? (2 points)</w:t>
-      </w:r>
-    </w:p>
-    <w:p>
-      <w:r>
-        <w:br w:type="page"/>
+        <w:pStyle w:val="Compact"/>
+      </w:pPr>
+      <w:r>
+        <w:t xml:space="preserve">Add the egg, milk, oil, and vanilla. Stir 30 seconds until no dry spots show.</w:t>
+      </w:r>
+    </w:p>
+    <w:p>
+      <w:pPr>
+        <w:numPr>
+          <w:ilvl w:val="0"/>
+          <w:numId w:val="1002"/>
+        </w:numPr>
+        <w:pStyle w:val="Compact"/>
+      </w:pPr>
+      <w:r>
+        <w:t xml:space="preserve">Microwave on high for 90 seconds. The top will look wet. Let it cool 2 minutes; it sets as it cools.</w:t>
+      </w:r>
+    </w:p>
+    <w:p>
+      <w:pPr>
+        <w:numPr>
+          <w:ilvl w:val="0"/>
+          <w:numId w:val="1002"/>
+        </w:numPr>
+        <w:pStyle w:val="Compact"/>
+      </w:pPr>
+      <w:r>
+        <w:t xml:space="preserve">While it cools, pour the cold cream into the chilled bowl. Whisk hard for 3 to 4 minutes until soft peaks form. Add the powdered sugar and whisk 30 seconds more.</w:t>
+      </w:r>
+    </w:p>
+    <w:p>
+      <w:pPr>
+        <w:numPr>
+          <w:ilvl w:val="0"/>
+          <w:numId w:val="1002"/>
+        </w:numPr>
+        <w:pStyle w:val="Compact"/>
+      </w:pPr>
+      <w:r>
+        <w:t xml:space="preserve">Spoon the cream on the cake. Eat with a spoon. The mug is hot; hold it with the paper towel.</w:t>
+      </w:r>
+    </w:p>
+    <w:p>
+      <w:pPr>
+        <w:pStyle w:val="FirstParagraph"/>
+      </w:pPr>
+      <w:r>
+        <w:t xml:space="preserve">Questions</w:t>
       </w:r>
     </w:p>
     <w:p>
@@ -734,7 +786,7 @@
         <w:pStyle w:val="Compact"/>
       </w:pPr>
       <w:r>
-        <w:t xml:space="preserve">Double the recipe. How much cocoa powder and how much baking powder do you need? Show the fraction work. (2 points)</w:t>
+        <w:t xml:space="preserve">How many mugs does this recipe make? If your station has 7 people and pairs share a mug, how many mugs does your station make? (2 points)</w:t>
       </w:r>
     </w:p>
     <w:p>
@@ -747,6 +799,50 @@
         <w:numPr>
           <w:ilvl w:val="0"/>
           <w:numId w:val="1004"/>
+        </w:numPr>
+      </w:pPr>
+      <w:r>
+        <w:t xml:space="preserve">Write out the full words for these abbreviations: Tbsp = __________ tsp = __________ c = __________ (2 points)</w:t>
+      </w:r>
+    </w:p>
+    <w:p>
+      <w:pPr>
+        <w:numPr>
+          <w:ilvl w:val="0"/>
+          <w:numId w:val="1004"/>
+        </w:numPr>
+      </w:pPr>
+      <w:r>
+        <w:t xml:space="preserve">Which ingredient do you reach for first, and how do you know from the recipe? (2 points)</w:t>
+      </w:r>
+    </w:p>
+    <w:p>
+      <w:r>
+        <w:br w:type="page"/>
+      </w:r>
+    </w:p>
+    <w:p>
+      <w:pPr>
+        <w:numPr>
+          <w:ilvl w:val="0"/>
+          <w:numId w:val="1005"/>
+        </w:numPr>
+        <w:pStyle w:val="Compact"/>
+      </w:pPr>
+      <w:r>
+        <w:t xml:space="preserve">Double the recipe. How much cocoa powder and how much baking powder do you need? Show the fraction work. (2 points)</w:t>
+      </w:r>
+    </w:p>
+    <w:p>
+      <w:r>
+        <w:br w:type="page"/>
+      </w:r>
+    </w:p>
+    <w:p>
+      <w:pPr>
+        <w:numPr>
+          <w:ilvl w:val="0"/>
+          <w:numId w:val="1006"/>
         </w:numPr>
         <w:pStyle w:val="Compact"/>
       </w:pPr>
@@ -1530,7 +1626,7 @@
       <w:pPr>
         <w:numPr>
           <w:ilvl w:val="0"/>
-          <w:numId w:val="1005"/>
+          <w:numId w:val="1007"/>
         </w:numPr>
         <w:pStyle w:val="Compact"/>
       </w:pPr>
@@ -1560,7 +1656,7 @@
       <w:pPr>
         <w:numPr>
           <w:ilvl w:val="0"/>
-          <w:numId w:val="1005"/>
+          <w:numId w:val="1007"/>
         </w:numPr>
         <w:pStyle w:val="Compact"/>
       </w:pPr>
@@ -1572,7 +1668,7 @@
       <w:pPr>
         <w:numPr>
           <w:ilvl w:val="0"/>
-          <w:numId w:val="1005"/>
+          <w:numId w:val="1007"/>
         </w:numPr>
         <w:pStyle w:val="Compact"/>
       </w:pPr>
@@ -1584,7 +1680,7 @@
       <w:pPr>
         <w:numPr>
           <w:ilvl w:val="0"/>
-          <w:numId w:val="1005"/>
+          <w:numId w:val="1007"/>
         </w:numPr>
         <w:pStyle w:val="Compact"/>
       </w:pPr>
@@ -1596,7 +1692,7 @@
       <w:pPr>
         <w:numPr>
           <w:ilvl w:val="0"/>
-          <w:numId w:val="1005"/>
+          <w:numId w:val="1007"/>
         </w:numPr>
         <w:pStyle w:val="Compact"/>
       </w:pPr>
@@ -2542,8 +2638,223 @@
       </w:pPr>
     </w:lvl>
   </w:abstractNum>
+  <w:abstractNum w:abstractNumId="991">
+    <w:nsid w:val="ea454b4c"/>
+    <w:multiLevelType w:val="multilevel"/>
+    <w:lvl w:ilvl="0">
+      <w:numFmt w:val="bullet"/>
+      <w:lvlText w:val="•"/>
+      <w:lvlJc w:val="left"/>
+      <w:pPr>
+        <w:tabs>
+          <w:tab w:val="num" w:pos="0"/>
+        </w:tabs>
+        <w:ind w:left="480" w:hanging="480"/>
+      </w:pPr>
+    </w:lvl>
+    <w:lvl w:ilvl="1">
+      <w:numFmt w:val="bullet"/>
+      <w:lvlText w:val="–"/>
+      <w:lvlJc w:val="left"/>
+      <w:pPr>
+        <w:tabs>
+          <w:tab w:val="num" w:pos="720"/>
+        </w:tabs>
+        <w:ind w:left="1200" w:hanging="480"/>
+      </w:pPr>
+    </w:lvl>
+    <w:lvl w:ilvl="2">
+      <w:numFmt w:val="bullet"/>
+      <w:lvlText w:val="•"/>
+      <w:lvlJc w:val="left"/>
+      <w:pPr>
+        <w:tabs>
+          <w:tab w:val="num" w:pos="1440"/>
+        </w:tabs>
+        <w:ind w:left="1920" w:hanging="480"/>
+      </w:pPr>
+    </w:lvl>
+    <w:lvl w:ilvl="3">
+      <w:numFmt w:val="bullet"/>
+      <w:lvlText w:val="–"/>
+      <w:lvlJc w:val="left"/>
+      <w:pPr>
+        <w:tabs>
+          <w:tab w:val="num" w:pos="2160"/>
+        </w:tabs>
+        <w:ind w:left="2640" w:hanging="480"/>
+      </w:pPr>
+    </w:lvl>
+    <w:lvl w:ilvl="4">
+      <w:numFmt w:val="bullet"/>
+      <w:lvlText w:val="•"/>
+      <w:lvlJc w:val="left"/>
+      <w:pPr>
+        <w:tabs>
+          <w:tab w:val="num" w:pos="2880"/>
+        </w:tabs>
+        <w:ind w:left="3360" w:hanging="480"/>
+      </w:pPr>
+    </w:lvl>
+    <w:lvl w:ilvl="5">
+      <w:numFmt w:val="bullet"/>
+      <w:lvlText w:val="–"/>
+      <w:lvlJc w:val="left"/>
+      <w:pPr>
+        <w:tabs>
+          <w:tab w:val="num" w:pos="3600"/>
+        </w:tabs>
+        <w:ind w:left="4080" w:hanging="480"/>
+      </w:pPr>
+    </w:lvl>
+    <w:lvl w:ilvl="6">
+      <w:numFmt w:val="bullet"/>
+      <w:lvlText w:val="•"/>
+      <w:lvlJc w:val="left"/>
+      <w:pPr>
+        <w:tabs>
+          <w:tab w:val="num" w:pos="4320"/>
+        </w:tabs>
+        <w:ind w:left="4800" w:hanging="480"/>
+      </w:pPr>
+    </w:lvl>
+    <w:lvl w:ilvl="7">
+      <w:numFmt w:val="bullet"/>
+      <w:lvlText w:val="–"/>
+      <w:lvlJc w:val="left"/>
+      <w:pPr>
+        <w:tabs>
+          <w:tab w:val="num" w:pos="5040"/>
+        </w:tabs>
+        <w:ind w:left="5520" w:hanging="480"/>
+      </w:pPr>
+    </w:lvl>
+    <w:lvl w:ilvl="8">
+      <w:numFmt w:val="bullet"/>
+      <w:lvlText w:val="•"/>
+      <w:lvlJc w:val="left"/>
+      <w:pPr>
+        <w:tabs>
+          <w:tab w:val="num" w:pos="5760"/>
+        </w:tabs>
+        <w:ind w:left="6240" w:hanging="480"/>
+      </w:pPr>
+    </w:lvl>
+  </w:abstractNum>
+  <w:abstractNum w:abstractNumId="99411">
+    <w:nsid w:val="71315dca"/>
+    <w:multiLevelType w:val="multilevel"/>
+    <w:lvl w:ilvl="0">
+      <w:start w:val="1"/>
+      <w:numFmt w:val="decimal"/>
+      <w:lvlText w:val="%1."/>
+      <w:lvlJc w:val="left"/>
+      <w:pPr>
+        <w:tabs>
+          <w:tab w:val="num" w:pos="0"/>
+        </w:tabs>
+        <w:ind w:left="480" w:hanging="480"/>
+      </w:pPr>
+    </w:lvl>
+    <w:lvl w:ilvl="1">
+      <w:start w:val="1"/>
+      <w:numFmt w:val="decimal"/>
+      <w:lvlText w:val="%2."/>
+      <w:lvlJc w:val="left"/>
+      <w:pPr>
+        <w:tabs>
+          <w:tab w:val="num" w:pos="720"/>
+        </w:tabs>
+        <w:ind w:left="1200" w:hanging="480"/>
+      </w:pPr>
+    </w:lvl>
+    <w:lvl w:ilvl="2">
+      <w:start w:val="1"/>
+      <w:numFmt w:val="decimal"/>
+      <w:lvlText w:val="%3."/>
+      <w:lvlJc w:val="left"/>
+      <w:pPr>
+        <w:tabs>
+          <w:tab w:val="num" w:pos="1440"/>
+        </w:tabs>
+        <w:ind w:left="1920" w:hanging="480"/>
+      </w:pPr>
+    </w:lvl>
+    <w:lvl w:ilvl="3">
+      <w:start w:val="1"/>
+      <w:numFmt w:val="decimal"/>
+      <w:lvlText w:val="%4."/>
+      <w:lvlJc w:val="left"/>
+      <w:pPr>
+        <w:tabs>
+          <w:tab w:val="num" w:pos="2160"/>
+        </w:tabs>
+        <w:ind w:left="2640" w:hanging="480"/>
+      </w:pPr>
+    </w:lvl>
+    <w:lvl w:ilvl="4">
+      <w:start w:val="1"/>
+      <w:numFmt w:val="decimal"/>
+      <w:lvlText w:val="%5."/>
+      <w:lvlJc w:val="left"/>
+      <w:pPr>
+        <w:tabs>
+          <w:tab w:val="num" w:pos="2880"/>
+        </w:tabs>
+        <w:ind w:left="3360" w:hanging="480"/>
+      </w:pPr>
+    </w:lvl>
+    <w:lvl w:ilvl="5">
+      <w:start w:val="1"/>
+      <w:numFmt w:val="decimal"/>
+      <w:lvlText w:val="%6."/>
+      <w:lvlJc w:val="left"/>
+      <w:pPr>
+        <w:tabs>
+          <w:tab w:val="num" w:pos="3600"/>
+        </w:tabs>
+        <w:ind w:left="4080" w:hanging="480"/>
+      </w:pPr>
+    </w:lvl>
+    <w:lvl w:ilvl="6">
+      <w:start w:val="1"/>
+      <w:numFmt w:val="decimal"/>
+      <w:lvlText w:val="%7."/>
+      <w:lvlJc w:val="left"/>
+      <w:pPr>
+        <w:tabs>
+          <w:tab w:val="num" w:pos="4320"/>
+        </w:tabs>
+        <w:ind w:left="4800" w:hanging="480"/>
+      </w:pPr>
+    </w:lvl>
+    <w:lvl w:ilvl="7">
+      <w:start w:val="1"/>
+      <w:numFmt w:val="decimal"/>
+      <w:lvlText w:val="%8."/>
+      <w:lvlJc w:val="left"/>
+      <w:pPr>
+        <w:tabs>
+          <w:tab w:val="num" w:pos="5040"/>
+        </w:tabs>
+        <w:ind w:left="5520" w:hanging="480"/>
+      </w:pPr>
+    </w:lvl>
+    <w:lvl w:ilvl="8">
+      <w:start w:val="1"/>
+      <w:numFmt w:val="decimal"/>
+      <w:lvlText w:val="%9."/>
+      <w:lvlJc w:val="left"/>
+      <w:pPr>
+        <w:tabs>
+          <w:tab w:val="num" w:pos="5760"/>
+        </w:tabs>
+        <w:ind w:left="6240" w:hanging="480"/>
+      </w:pPr>
+    </w:lvl>
+  </w:abstractNum>
   <w:abstractNum w:abstractNumId="994111">
-    <w:nsid w:val="ea454b4c"/>
+    <w:nsid w:val="47261bad"/>
     <w:multiLevelType w:val="multilevel"/>
     <w:lvl w:ilvl="0">
       <w:start w:val="11"/>
@@ -2655,7 +2966,7 @@
     </w:lvl>
   </w:abstractNum>
   <w:abstractNum w:abstractNumId="994112">
-    <w:nsid w:val="71315dca"/>
+    <w:nsid w:val="b3cbbdee"/>
     <w:multiLevelType w:val="multilevel"/>
     <w:lvl w:ilvl="0">
       <w:start w:val="12"/>
@@ -2767,7 +3078,7 @@
     </w:lvl>
   </w:abstractNum>
   <w:abstractNum w:abstractNumId="994114">
-    <w:nsid w:val="47261bad"/>
+    <w:nsid w:val="4fbe019a"/>
     <w:multiLevelType w:val="multilevel"/>
     <w:lvl w:ilvl="0">
       <w:start w:val="14"/>
@@ -2879,7 +3190,7 @@
     </w:lvl>
   </w:abstractNum>
   <w:abstractNum w:abstractNumId="994115">
-    <w:nsid w:val="b3cbbdee"/>
+    <w:nsid w:val="91a27d85"/>
     <w:multiLevelType w:val="multilevel"/>
     <w:lvl w:ilvl="0">
       <w:start w:val="15"/>
@@ -2994,6 +3305,39 @@
     <w:abstractNumId w:val="990"/>
   </w:num>
   <w:num w:numId="1001">
+    <w:abstractNumId w:val="991"/>
+  </w:num>
+  <w:num w:numId="1002">
+    <w:abstractNumId w:val="99411"/>
+    <w:lvlOverride w:ilvl="0">
+      <w:startOverride w:val="1"/>
+    </w:lvlOverride>
+    <w:lvlOverride w:ilvl="1">
+      <w:startOverride w:val="1"/>
+    </w:lvlOverride>
+    <w:lvlOverride w:ilvl="2">
+      <w:startOverride w:val="1"/>
+    </w:lvlOverride>
+    <w:lvlOverride w:ilvl="3">
+      <w:startOverride w:val="1"/>
+    </w:lvlOverride>
+    <w:lvlOverride w:ilvl="4">
+      <w:startOverride w:val="1"/>
+    </w:lvlOverride>
+    <w:lvlOverride w:ilvl="5">
+      <w:startOverride w:val="1"/>
+    </w:lvlOverride>
+    <w:lvlOverride w:ilvl="6">
+      <w:startOverride w:val="1"/>
+    </w:lvlOverride>
+    <w:lvlOverride w:ilvl="7">
+      <w:startOverride w:val="1"/>
+    </w:lvlOverride>
+    <w:lvlOverride w:ilvl="8">
+      <w:startOverride w:val="1"/>
+    </w:lvlOverride>
+  </w:num>
+  <w:num w:numId="1003">
     <w:abstractNumId w:val="994111"/>
     <w:lvlOverride w:ilvl="0">
       <w:startOverride w:val="11"/>
@@ -3023,7 +3367,7 @@
       <w:startOverride w:val="11"/>
     </w:lvlOverride>
   </w:num>
-  <w:num w:numId="1002">
+  <w:num w:numId="1004">
     <w:abstractNumId w:val="994112"/>
     <w:lvlOverride w:ilvl="0">
       <w:startOverride w:val="12"/>
@@ -3053,7 +3397,7 @@
       <w:startOverride w:val="12"/>
     </w:lvlOverride>
   </w:num>
-  <w:num w:numId="1003">
+  <w:num w:numId="1005">
     <w:abstractNumId w:val="994114"/>
     <w:lvlOverride w:ilvl="0">
       <w:startOverride w:val="14"/>
@@ -3083,7 +3427,7 @@
       <w:startOverride w:val="14"/>
     </w:lvlOverride>
   </w:num>
-  <w:num w:numId="1004">
+  <w:num w:numId="1006">
     <w:abstractNumId w:val="994115"/>
     <w:lvlOverride w:ilvl="0">
       <w:startOverride w:val="15"/>
@@ -3113,7 +3457,7 @@
       <w:startOverride w:val="15"/>
     </w:lvlOverride>
   </w:num>
-  <w:num w:numId="1005">
+  <w:num w:numId="1007">
     <w:abstractNumId w:val="994111"/>
     <w:lvlOverride w:ilvl="0">
       <w:startOverride w:val="11"/>

--- a/downloads/teacher/04 Units/Unit 01 - Nutrition and Wellness - Kitchen Skills and Smart Eating/Assessment 01.2 - Tools and Measuring Performance Check.docx
+++ b/downloads/teacher/04 Units/Unit 01 - Nutrition and Wellness - Kitchen Skills and Smart Eating/Assessment 01.2 - Tools and Measuring Performance Check.docx
@@ -1751,51 +1751,6 @@
       </w:r>
       <w:r>
         <w:t xml:space="preserve">Targets below are typical.</w:t>
-      </w:r>
-      <w:r>
-        <w:t xml:space="preserve"> </w:t>
-      </w:r>
-      <w:r>
-        <w:rPr>
-          <w:rStyle w:val="TeacherNote"/>
-        </w:rPr>
-        <w:t xml:space="preserve">[Sal: measure each item yourself with the room’s cups and the room’s flour the day before and write your numbers in the</w:t>
-      </w:r>
-      <w:r>
-        <w:rPr>
-          <w:rStyle w:val="TeacherNote"/>
-        </w:rPr>
-        <w:t xml:space="preserve"> </w:t>
-      </w:r>
-      <w:r>
-        <w:rPr>
-          <w:rStyle w:val="TeacherNote"/>
-        </w:rPr>
-        <w:t xml:space="preserve">“</w:t>
-      </w:r>
-      <w:r>
-        <w:rPr>
-          <w:rStyle w:val="TeacherNote"/>
-        </w:rPr>
-        <w:t xml:space="preserve">my target</w:t>
-      </w:r>
-      <w:r>
-        <w:rPr>
-          <w:rStyle w:val="TeacherNote"/>
-        </w:rPr>
-        <w:t xml:space="preserve">”</w:t>
-      </w:r>
-      <w:r>
-        <w:rPr>
-          <w:rStyle w:val="TeacherNote"/>
-        </w:rPr>
-        <w:t xml:space="preserve"> </w:t>
-      </w:r>
-      <w:r>
-        <w:rPr>
-          <w:rStyle w:val="TeacherNote"/>
-        </w:rPr>
-        <w:t xml:space="preserve">column; flour varies with the bag and the weather.]</w:t>
       </w:r>
     </w:p>
     <w:tbl>
